--- a/spacemolt/prompt.docx
+++ b/spacemolt/prompt.docx
@@ -2,7 +2,7 @@
 <file path=word/document.xml><?xml version="1.0" encoding="utf-8"?>
 <w:document xmlns:w="http://schemas.openxmlformats.org/wordprocessingml/2006/main" xmlns:m="http://schemas.openxmlformats.org/officeDocument/2006/math" xmlns:r="http://schemas.openxmlformats.org/officeDocument/2006/relationships" xmlns:o="urn:schemas-microsoft-com:office:office" xmlns:v="urn:schemas-microsoft-com:vml" xmlns:w10="urn:schemas-microsoft-com:office:word" xmlns:a="http://schemas.openxmlformats.org/drawingml/2006/main" xmlns:pic="http://schemas.openxmlformats.org/drawingml/2006/picture" xmlns:wp="http://schemas.openxmlformats.org/drawingml/2006/wordprocessingDrawing">
   <w:body>
-    <w:bookmarkStart w:id="31" w:name="spacemolt-gameplay-guide"/>
+    <w:bookmarkStart w:id="32" w:name="spacemolt-gameplay-guide"/>
     <w:p>
       <w:pPr>
         <w:pStyle w:val="Heading1"/>
@@ -752,12 +752,303 @@
     </w:p>
     <w:bookmarkEnd w:id="28"/>
     <w:bookmarkEnd w:id="29"/>
-    <w:bookmarkStart w:id="30" w:name="tips"/>
+    <w:bookmarkStart w:id="30" w:name="Xb734dae03ad0cf342b35c321ec4124b889ae355"/>
     <w:p>
       <w:pPr>
         <w:pStyle w:val="Heading2"/>
       </w:pPr>
       <w:r>
+        <w:t xml:space="preserve">Predefined Sequences (PREFERRED for common workflows)</w:t>
+      </w:r>
+    </w:p>
+    <w:p>
+      <w:pPr>
+        <w:pStyle w:val="FirstParagraph"/>
+      </w:pPr>
+      <w:r>
+        <w:t xml:space="preserve">Use</w:t>
+      </w:r>
+      <w:r>
+        <w:t xml:space="preserve"> </w:t>
+      </w:r>
+      <w:r>
+        <w:rPr>
+          <w:rStyle w:val="VerbatimChar"/>
+        </w:rPr>
+        <w:t xml:space="preserve">execute_sequence</w:t>
+      </w:r>
+      <w:r>
+        <w:t xml:space="preserve"> </w:t>
+      </w:r>
+      <w:r>
+        <w:t xml:space="preserve">instead of multiple individual</w:t>
+      </w:r>
+      <w:r>
+        <w:t xml:space="preserve"> </w:t>
+      </w:r>
+      <w:r>
+        <w:rPr>
+          <w:rStyle w:val="VerbatimChar"/>
+        </w:rPr>
+        <w:t xml:space="preserve">game</w:t>
+      </w:r>
+      <w:r>
+        <w:t xml:space="preserve"> </w:t>
+      </w:r>
+      <w:r>
+        <w:t xml:space="preserve">calls for these workflows.</w:t>
+      </w:r>
+      <w:r>
+        <w:t xml:space="preserve"> </w:t>
+      </w:r>
+      <w:r>
+        <w:t xml:space="preserve">Each sequence handles all intermediate steps, errors, and retries automatically.</w:t>
+      </w:r>
+    </w:p>
+    <w:p>
+      <w:pPr>
+        <w:numPr>
+          <w:ilvl w:val="0"/>
+          <w:numId w:val="1009"/>
+        </w:numPr>
+        <w:pStyle w:val="Compact"/>
+      </w:pPr>
+      <w:r>
+        <w:rPr>
+          <w:bCs/>
+          <w:b/>
+        </w:rPr>
+        <w:t xml:space="preserve">fly_to_station</w:t>
+      </w:r>
+      <w:r>
+        <w:t xml:space="preserve">(station_id, system_id?): Travel + dock. Optional cross-system jump.</w:t>
+      </w:r>
+    </w:p>
+    <w:p>
+      <w:pPr>
+        <w:numPr>
+          <w:ilvl w:val="0"/>
+          <w:numId w:val="1009"/>
+        </w:numPr>
+        <w:pStyle w:val="Compact"/>
+      </w:pPr>
+      <w:r>
+        <w:rPr>
+          <w:bCs/>
+          <w:b/>
+        </w:rPr>
+        <w:t xml:space="preserve">mine_and_return</w:t>
+      </w:r>
+      <w:r>
+        <w:t xml:space="preserve">(asteroid_field, home_station, mine_cycles?): Undock → fly → scan → mine × N → return → dock.</w:t>
+      </w:r>
+    </w:p>
+    <w:p>
+      <w:pPr>
+        <w:numPr>
+          <w:ilvl w:val="0"/>
+          <w:numId w:val="1009"/>
+        </w:numPr>
+        <w:pStyle w:val="Compact"/>
+      </w:pPr>
+      <w:r>
+        <w:rPr>
+          <w:bCs/>
+          <w:b/>
+        </w:rPr>
+        <w:t xml:space="preserve">trade_route</w:t>
+      </w:r>
+      <w:r>
+        <w:t xml:space="preserve">(buy_station, sell_station, commodity, quantity?, buy_system?, sell_system?): Full trade loop.</w:t>
+      </w:r>
+    </w:p>
+    <w:p>
+      <w:pPr>
+        <w:numPr>
+          <w:ilvl w:val="0"/>
+          <w:numId w:val="1009"/>
+        </w:numPr>
+        <w:pStyle w:val="Compact"/>
+      </w:pPr>
+      <w:r>
+        <w:rPr>
+          <w:bCs/>
+          <w:b/>
+        </w:rPr>
+        <w:t xml:space="preserve">combat_patrol</w:t>
+      </w:r>
+      <w:r>
+        <w:t xml:space="preserve">(zone, max_engagements?, stance?): Undock → fly → scan → engage targets.</w:t>
+      </w:r>
+    </w:p>
+    <w:p>
+      <w:pPr>
+        <w:numPr>
+          <w:ilvl w:val="0"/>
+          <w:numId w:val="1009"/>
+        </w:numPr>
+        <w:pStyle w:val="Compact"/>
+      </w:pPr>
+      <w:r>
+        <w:rPr>
+          <w:bCs/>
+          <w:b/>
+        </w:rPr>
+        <w:t xml:space="preserve">repair_and_refuel</w:t>
+      </w:r>
+      <w:r>
+        <w:t xml:space="preserve">(station, system_id?): Fly to station → repair → refuel.</w:t>
+      </w:r>
+    </w:p>
+    <w:p>
+      <w:pPr>
+        <w:numPr>
+          <w:ilvl w:val="0"/>
+          <w:numId w:val="1009"/>
+        </w:numPr>
+        <w:pStyle w:val="Compact"/>
+      </w:pPr>
+      <w:r>
+        <w:rPr>
+          <w:bCs/>
+          <w:b/>
+        </w:rPr>
+        <w:t xml:space="preserve">sell_all_cargo</w:t>
+      </w:r>
+      <w:r>
+        <w:t xml:space="preserve">(station?): Sell entire cargo at current/specified station.</w:t>
+      </w:r>
+    </w:p>
+    <w:p>
+      <w:pPr>
+        <w:numPr>
+          <w:ilvl w:val="0"/>
+          <w:numId w:val="1009"/>
+        </w:numPr>
+        <w:pStyle w:val="Compact"/>
+      </w:pPr>
+      <w:r>
+        <w:rPr>
+          <w:bCs/>
+          <w:b/>
+        </w:rPr>
+        <w:t xml:space="preserve">explore_system</w:t>
+      </w:r>
+      <w:r>
+        <w:t xml:space="preserve">(system_id?): Get system info + location + scan. All FREE.</w:t>
+      </w:r>
+    </w:p>
+    <w:p>
+      <w:pPr>
+        <w:numPr>
+          <w:ilvl w:val="0"/>
+          <w:numId w:val="1009"/>
+        </w:numPr>
+        <w:pStyle w:val="Compact"/>
+      </w:pPr>
+      <w:r>
+        <w:rPr>
+          <w:bCs/>
+          <w:b/>
+        </w:rPr>
+        <w:t xml:space="preserve">accept_and_track_mission</w:t>
+      </w:r>
+      <w:r>
+        <w:t xml:space="preserve">(mission_id?): List missions, accept one, check status.</w:t>
+      </w:r>
+    </w:p>
+    <w:p>
+      <w:pPr>
+        <w:numPr>
+          <w:ilvl w:val="0"/>
+          <w:numId w:val="1009"/>
+        </w:numPr>
+        <w:pStyle w:val="Compact"/>
+      </w:pPr>
+      <w:r>
+        <w:rPr>
+          <w:bCs/>
+          <w:b/>
+        </w:rPr>
+        <w:t xml:space="preserve">full_status_check</w:t>
+      </w:r>
+      <w:r>
+        <w:t xml:space="preserve">(): Status + location + cargo + ship + skills. All FREE.</w:t>
+      </w:r>
+    </w:p>
+    <w:p>
+      <w:pPr>
+        <w:pStyle w:val="FirstParagraph"/>
+      </w:pPr>
+      <w:r>
+        <w:rPr>
+          <w:bCs/>
+          <w:b/>
+        </w:rPr>
+        <w:t xml:space="preserve">IMPORTANT</w:t>
+      </w:r>
+      <w:r>
+        <w:t xml:space="preserve">: Always prefer</w:t>
+      </w:r>
+      <w:r>
+        <w:t xml:space="preserve"> </w:t>
+      </w:r>
+      <w:r>
+        <w:rPr>
+          <w:rStyle w:val="VerbatimChar"/>
+        </w:rPr>
+        <w:t xml:space="preserve">execute_sequence</w:t>
+      </w:r>
+      <w:r>
+        <w:t xml:space="preserve"> </w:t>
+      </w:r>
+      <w:r>
+        <w:t xml:space="preserve">over multiple</w:t>
+      </w:r>
+      <w:r>
+        <w:t xml:space="preserve"> </w:t>
+      </w:r>
+      <w:r>
+        <w:rPr>
+          <w:rStyle w:val="VerbatimChar"/>
+        </w:rPr>
+        <w:t xml:space="preserve">game</w:t>
+      </w:r>
+      <w:r>
+        <w:t xml:space="preserve"> </w:t>
+      </w:r>
+      <w:r>
+        <w:t xml:space="preserve">calls for routine tasks.</w:t>
+      </w:r>
+      <w:r>
+        <w:t xml:space="preserve"> </w:t>
+      </w:r>
+      <w:r>
+        <w:t xml:space="preserve">Only use individual</w:t>
+      </w:r>
+      <w:r>
+        <w:t xml:space="preserve"> </w:t>
+      </w:r>
+      <w:r>
+        <w:rPr>
+          <w:rStyle w:val="VerbatimChar"/>
+        </w:rPr>
+        <w:t xml:space="preserve">game</w:t>
+      </w:r>
+      <w:r>
+        <w:t xml:space="preserve"> </w:t>
+      </w:r>
+      <w:r>
+        <w:t xml:space="preserve">calls for unique situations not covered by a sequence.</w:t>
+      </w:r>
+    </w:p>
+    <w:bookmarkEnd w:id="30"/>
+    <w:bookmarkStart w:id="31" w:name="tips"/>
+    <w:p>
+      <w:pPr>
+        <w:pStyle w:val="Heading2"/>
+      </w:pPr>
+      <w:r>
         <w:t xml:space="preserve">Tips</w:t>
       </w:r>
     </w:p>
@@ -765,7 +1056,7 @@
       <w:pPr>
         <w:numPr>
           <w:ilvl w:val="0"/>
-          <w:numId w:val="1009"/>
+          <w:numId w:val="1010"/>
         </w:numPr>
         <w:pStyle w:val="Compact"/>
       </w:pPr>
@@ -777,7 +1068,7 @@
       <w:pPr>
         <w:numPr>
           <w:ilvl w:val="0"/>
-          <w:numId w:val="1009"/>
+          <w:numId w:val="1010"/>
         </w:numPr>
         <w:pStyle w:val="Compact"/>
       </w:pPr>
@@ -789,7 +1080,7 @@
       <w:pPr>
         <w:numPr>
           <w:ilvl w:val="0"/>
-          <w:numId w:val="1009"/>
+          <w:numId w:val="1010"/>
         </w:numPr>
         <w:pStyle w:val="Compact"/>
       </w:pPr>
@@ -801,7 +1092,7 @@
       <w:pPr>
         <w:numPr>
           <w:ilvl w:val="0"/>
-          <w:numId w:val="1009"/>
+          <w:numId w:val="1010"/>
         </w:numPr>
         <w:pStyle w:val="Compact"/>
       </w:pPr>
@@ -813,7 +1104,7 @@
       <w:pPr>
         <w:numPr>
           <w:ilvl w:val="0"/>
-          <w:numId w:val="1009"/>
+          <w:numId w:val="1010"/>
         </w:numPr>
         <w:pStyle w:val="Compact"/>
       </w:pPr>
@@ -825,7 +1116,7 @@
       <w:pPr>
         <w:numPr>
           <w:ilvl w:val="0"/>
-          <w:numId w:val="1009"/>
+          <w:numId w:val="1010"/>
         </w:numPr>
         <w:pStyle w:val="Compact"/>
       </w:pPr>
@@ -837,7 +1128,7 @@
       <w:pPr>
         <w:numPr>
           <w:ilvl w:val="0"/>
-          <w:numId w:val="1009"/>
+          <w:numId w:val="1010"/>
         </w:numPr>
         <w:pStyle w:val="Compact"/>
       </w:pPr>
@@ -845,8 +1136,62 @@
         <w:t xml:space="preserve">Keep your ship repaired and fueled</w:t>
       </w:r>
     </w:p>
-    <w:bookmarkEnd w:id="30"/>
+    <w:p>
+      <w:pPr>
+        <w:numPr>
+          <w:ilvl w:val="0"/>
+          <w:numId w:val="1010"/>
+        </w:numPr>
+        <w:pStyle w:val="Compact"/>
+      </w:pPr>
+      <w:r>
+        <w:t xml:space="preserve">Use</w:t>
+      </w:r>
+      <w:r>
+        <w:t xml:space="preserve"> </w:t>
+      </w:r>
+      <w:r>
+        <w:rPr>
+          <w:rStyle w:val="VerbatimChar"/>
+        </w:rPr>
+        <w:t xml:space="preserve">full_status_check</w:t>
+      </w:r>
+      <w:r>
+        <w:t xml:space="preserve"> </w:t>
+      </w:r>
+      <w:r>
+        <w:t xml:space="preserve">after login for a complete overview</w:t>
+      </w:r>
+    </w:p>
+    <w:p>
+      <w:pPr>
+        <w:numPr>
+          <w:ilvl w:val="0"/>
+          <w:numId w:val="1010"/>
+        </w:numPr>
+        <w:pStyle w:val="Compact"/>
+      </w:pPr>
+      <w:r>
+        <w:t xml:space="preserve">Use</w:t>
+      </w:r>
+      <w:r>
+        <w:t xml:space="preserve"> </w:t>
+      </w:r>
+      <w:r>
+        <w:rPr>
+          <w:rStyle w:val="VerbatimChar"/>
+        </w:rPr>
+        <w:t xml:space="preserve">execute_sequence</w:t>
+      </w:r>
+      <w:r>
+        <w:t xml:space="preserve"> </w:t>
+      </w:r>
+      <w:r>
+        <w:t xml:space="preserve">for routine multi-step tasks to save tokens</w:t>
+      </w:r>
+    </w:p>
     <w:bookmarkEnd w:id="31"/>
+    <w:bookmarkEnd w:id="32"/>
     <w:sectPr/>
   </w:body>
 </w:document>
@@ -1169,6 +1514,9 @@
     <w:abstractNumId w:val="991"/>
   </w:num>
   <w:num w:numId="1009">
+    <w:abstractNumId w:val="991"/>
+  </w:num>
+  <w:num w:numId="1010">
     <w:abstractNumId w:val="991"/>
   </w:num>
 </w:numbering>

--- a/spacemolt/prompt.docx
+++ b/spacemolt/prompt.docx
@@ -2,7 +2,7 @@
 <file path=word/document.xml><?xml version="1.0" encoding="utf-8"?>
 <w:document xmlns:w="http://schemas.openxmlformats.org/wordprocessingml/2006/main" xmlns:m="http://schemas.openxmlformats.org/officeDocument/2006/math" xmlns:r="http://schemas.openxmlformats.org/officeDocument/2006/relationships" xmlns:o="urn:schemas-microsoft-com:office:office" xmlns:v="urn:schemas-microsoft-com:vml" xmlns:w10="urn:schemas-microsoft-com:office:word" xmlns:a="http://schemas.openxmlformats.org/drawingml/2006/main" xmlns:pic="http://schemas.openxmlformats.org/drawingml/2006/picture" xmlns:wp="http://schemas.openxmlformats.org/drawingml/2006/wordprocessingDrawing">
   <w:body>
-    <w:bookmarkStart w:id="32" w:name="spacemolt-gameplay-guide"/>
+    <w:bookmarkStart w:id="35" w:name="spacemolt-gameplay-guide"/>
     <w:p>
       <w:pPr>
         <w:pStyle w:val="Heading1"/>
@@ -1043,12 +1043,421 @@
       </w:r>
     </w:p>
     <w:bookmarkEnd w:id="30"/>
-    <w:bookmarkStart w:id="31" w:name="tips"/>
+    <w:bookmarkStart w:id="31" w:name="crafting"/>
     <w:p>
       <w:pPr>
         <w:pStyle w:val="Heading2"/>
       </w:pPr>
       <w:r>
+        <w:t xml:space="preserve">Crafting</w:t>
+      </w:r>
+    </w:p>
+    <w:p>
+      <w:pPr>
+        <w:numPr>
+          <w:ilvl w:val="0"/>
+          <w:numId w:val="1010"/>
+        </w:numPr>
+        <w:pStyle w:val="Compact"/>
+      </w:pPr>
+      <w:r>
+        <w:t xml:space="preserve">Use</w:t>
+      </w:r>
+      <w:r>
+        <w:t xml:space="preserve"> </w:t>
+      </w:r>
+      <w:r>
+        <w:rPr>
+          <w:rStyle w:val="VerbatimChar"/>
+        </w:rPr>
+        <w:t xml:space="preserve">get_recipes</w:t>
+      </w:r>
+      <w:r>
+        <w:t xml:space="preserve"> </w:t>
+      </w:r>
+      <w:r>
+        <w:t xml:space="preserve">to discover crafting recipes (stored in Wiki automatically)</w:t>
+      </w:r>
+    </w:p>
+    <w:p>
+      <w:pPr>
+        <w:numPr>
+          <w:ilvl w:val="0"/>
+          <w:numId w:val="1010"/>
+        </w:numPr>
+        <w:pStyle w:val="Compact"/>
+      </w:pPr>
+      <w:r>
+        <w:t xml:space="preserve">Use</w:t>
+      </w:r>
+      <w:r>
+        <w:t xml:space="preserve"> </w:t>
+      </w:r>
+      <w:r>
+        <w:rPr>
+          <w:rStyle w:val="VerbatimChar"/>
+        </w:rPr>
+        <w:t xml:space="preserve">check_materials</w:t>
+      </w:r>
+      <w:r>
+        <w:t xml:space="preserve"> </w:t>
+      </w:r>
+      <w:r>
+        <w:t xml:space="preserve">to verify you have enough materials before crafting</w:t>
+      </w:r>
+    </w:p>
+    <w:p>
+      <w:pPr>
+        <w:numPr>
+          <w:ilvl w:val="0"/>
+          <w:numId w:val="1010"/>
+        </w:numPr>
+        <w:pStyle w:val="Compact"/>
+      </w:pPr>
+      <w:r>
+        <w:t xml:space="preserve">Use</w:t>
+      </w:r>
+      <w:r>
+        <w:t xml:space="preserve"> </w:t>
+      </w:r>
+      <w:r>
+        <w:rPr>
+          <w:rStyle w:val="VerbatimChar"/>
+        </w:rPr>
+        <w:t xml:space="preserve">craft_item</w:t>
+      </w:r>
+      <w:r>
+        <w:t xml:space="preserve"> </w:t>
+      </w:r>
+      <w:r>
+        <w:t xml:space="preserve">to craft (costs 1 tick per craft, materials auto-pulled from cargo/storage)</w:t>
+      </w:r>
+    </w:p>
+    <w:p>
+      <w:pPr>
+        <w:numPr>
+          <w:ilvl w:val="0"/>
+          <w:numId w:val="1010"/>
+        </w:numPr>
+        <w:pStyle w:val="Compact"/>
+      </w:pPr>
+      <w:r>
+        <w:t xml:space="preserve">Use</w:t>
+      </w:r>
+      <w:r>
+        <w:t xml:space="preserve"> </w:t>
+      </w:r>
+      <w:r>
+        <w:rPr>
+          <w:rStyle w:val="VerbatimChar"/>
+        </w:rPr>
+        <w:t xml:space="preserve">craft_blueprint</w:t>
+      </w:r>
+      <w:r>
+        <w:t xml:space="preserve"> </w:t>
+      </w:r>
+      <w:r>
+        <w:t xml:space="preserve">sequence for the full workflow: recipe lookup → material check → craft</w:t>
+      </w:r>
+    </w:p>
+    <w:p>
+      <w:pPr>
+        <w:numPr>
+          <w:ilvl w:val="0"/>
+          <w:numId w:val="1010"/>
+        </w:numPr>
+        <w:pStyle w:val="Compact"/>
+      </w:pPr>
+      <w:r>
+        <w:t xml:space="preserve">Use</w:t>
+      </w:r>
+      <w:r>
+        <w:t xml:space="preserve"> </w:t>
+      </w:r>
+      <w:r>
+        <w:rPr>
+          <w:rStyle w:val="VerbatimChar"/>
+        </w:rPr>
+        <w:t xml:space="preserve">gather_and_craft</w:t>
+      </w:r>
+      <w:r>
+        <w:t xml:space="preserve"> </w:t>
+      </w:r>
+      <w:r>
+        <w:t xml:space="preserve">sequence to check inventory and attempt crafting</w:t>
+      </w:r>
+    </w:p>
+    <w:p>
+      <w:pPr>
+        <w:numPr>
+          <w:ilvl w:val="0"/>
+          <w:numId w:val="1010"/>
+        </w:numPr>
+        <w:pStyle w:val="Compact"/>
+      </w:pPr>
+      <w:r>
+        <w:t xml:space="preserve">Use</w:t>
+      </w:r>
+      <w:r>
+        <w:t xml:space="preserve"> </w:t>
+      </w:r>
+      <w:r>
+        <w:rPr>
+          <w:rStyle w:val="VerbatimChar"/>
+        </w:rPr>
+        <w:t xml:space="preserve">production_chain</w:t>
+      </w:r>
+      <w:r>
+        <w:t xml:space="preserve"> </w:t>
+      </w:r>
+      <w:r>
+        <w:t xml:space="preserve">sequence for multi-step crafting with sub-recipes</w:t>
+      </w:r>
+    </w:p>
+    <w:p>
+      <w:pPr>
+        <w:numPr>
+          <w:ilvl w:val="0"/>
+          <w:numId w:val="1010"/>
+        </w:numPr>
+        <w:pStyle w:val="Compact"/>
+      </w:pPr>
+      <w:r>
+        <w:t xml:space="preserve">Use</w:t>
+      </w:r>
+      <w:r>
+        <w:t xml:space="preserve"> </w:t>
+      </w:r>
+      <w:r>
+        <w:rPr>
+          <w:rStyle w:val="VerbatimChar"/>
+        </w:rPr>
+        <w:t xml:space="preserve">query_catalog</w:t>
+      </w:r>
+      <w:r>
+        <w:t xml:space="preserve"> </w:t>
+      </w:r>
+      <w:r>
+        <w:t xml:space="preserve">to browse items, modules, ship_classes, facility_types</w:t>
+      </w:r>
+    </w:p>
+    <w:bookmarkEnd w:id="31"/>
+    <w:bookmarkStart w:id="32" w:name="intel-system"/>
+    <w:p>
+      <w:pPr>
+        <w:pStyle w:val="Heading2"/>
+      </w:pPr>
+      <w:r>
+        <w:t xml:space="preserve">Intel System</w:t>
+      </w:r>
+    </w:p>
+    <w:p>
+      <w:pPr>
+        <w:numPr>
+          <w:ilvl w:val="0"/>
+          <w:numId w:val="1011"/>
+        </w:numPr>
+        <w:pStyle w:val="Compact"/>
+      </w:pPr>
+      <w:r>
+        <w:t xml:space="preserve">Use</w:t>
+      </w:r>
+      <w:r>
+        <w:t xml:space="preserve"> </w:t>
+      </w:r>
+      <w:r>
+        <w:rPr>
+          <w:rStyle w:val="VerbatimChar"/>
+        </w:rPr>
+        <w:t xml:space="preserve">query_intel</w:t>
+      </w:r>
+      <w:r>
+        <w:t xml:space="preserve"> </w:t>
+      </w:r>
+      <w:r>
+        <w:t xml:space="preserve">to access faction-shared system intelligence (FREE)</w:t>
+      </w:r>
+    </w:p>
+    <w:p>
+      <w:pPr>
+        <w:numPr>
+          <w:ilvl w:val="0"/>
+          <w:numId w:val="1011"/>
+        </w:numPr>
+        <w:pStyle w:val="Compact"/>
+      </w:pPr>
+      <w:r>
+        <w:t xml:space="preserve">Use</w:t>
+      </w:r>
+      <w:r>
+        <w:t xml:space="preserve"> </w:t>
+      </w:r>
+      <w:r>
+        <w:rPr>
+          <w:rStyle w:val="VerbatimChar"/>
+        </w:rPr>
+        <w:t xml:space="preserve">query_trade_intel</w:t>
+      </w:r>
+      <w:r>
+        <w:t xml:space="preserve"> </w:t>
+      </w:r>
+      <w:r>
+        <w:t xml:space="preserve">to access faction-shared trade prices (FREE)</w:t>
+      </w:r>
+    </w:p>
+    <w:p>
+      <w:pPr>
+        <w:numPr>
+          <w:ilvl w:val="0"/>
+          <w:numId w:val="1011"/>
+        </w:numPr>
+        <w:pStyle w:val="Compact"/>
+      </w:pPr>
+      <w:r>
+        <w:t xml:space="preserve">Intel data is automatically stored in the Wiki for future reference</w:t>
+      </w:r>
+    </w:p>
+    <w:bookmarkEnd w:id="32"/>
+    <w:bookmarkStart w:id="33" w:name="wiki-knowledge-base"/>
+    <w:p>
+      <w:pPr>
+        <w:pStyle w:val="Heading2"/>
+      </w:pPr>
+      <w:r>
+        <w:t xml:space="preserve">Wiki Knowledge Base</w:t>
+      </w:r>
+    </w:p>
+    <w:p>
+      <w:pPr>
+        <w:numPr>
+          <w:ilvl w:val="0"/>
+          <w:numId w:val="1012"/>
+        </w:numPr>
+        <w:pStyle w:val="Compact"/>
+      </w:pPr>
+      <w:r>
+        <w:t xml:space="preserve">The Wiki automatically learns from every game interaction</w:t>
+      </w:r>
+    </w:p>
+    <w:p>
+      <w:pPr>
+        <w:numPr>
+          <w:ilvl w:val="0"/>
+          <w:numId w:val="1012"/>
+        </w:numPr>
+        <w:pStyle w:val="Compact"/>
+      </w:pPr>
+      <w:r>
+        <w:rPr>
+          <w:bCs/>
+          <w:b/>
+        </w:rPr>
+        <w:t xml:space="preserve">Always check the Wiki first</w:t>
+      </w:r>
+      <w:r>
+        <w:t xml:space="preserve"> </w:t>
+      </w:r>
+      <w:r>
+        <w:t xml:space="preserve">before making API calls:</w:t>
+      </w:r>
+      <w:r>
+        <w:t xml:space="preserve"> </w:t>
+      </w:r>
+      <w:r>
+        <w:rPr>
+          <w:rStyle w:val="VerbatimChar"/>
+        </w:rPr>
+        <w:t xml:space="preserve">query_wiki</w:t>
+      </w:r>
+    </w:p>
+    <w:p>
+      <w:pPr>
+        <w:numPr>
+          <w:ilvl w:val="0"/>
+          <w:numId w:val="1012"/>
+        </w:numPr>
+        <w:pStyle w:val="Compact"/>
+      </w:pPr>
+      <w:r>
+        <w:t xml:space="preserve">After login, run</w:t>
+      </w:r>
+      <w:r>
+        <w:t xml:space="preserve"> </w:t>
+      </w:r>
+      <w:r>
+        <w:rPr>
+          <w:rStyle w:val="VerbatimChar"/>
+        </w:rPr>
+        <w:t xml:space="preserve">catalog_sync</w:t>
+      </w:r>
+      <w:r>
+        <w:t xml:space="preserve"> </w:t>
+      </w:r>
+      <w:r>
+        <w:t xml:space="preserve">sequence to populate the Wiki</w:t>
+      </w:r>
+    </w:p>
+    <w:p>
+      <w:pPr>
+        <w:numPr>
+          <w:ilvl w:val="0"/>
+          <w:numId w:val="1012"/>
+        </w:numPr>
+        <w:pStyle w:val="Compact"/>
+      </w:pPr>
+      <w:r>
+        <w:t xml:space="preserve">Example queries:</w:t>
+      </w:r>
+      <w:r>
+        <w:t xml:space="preserve"> </w:t>
+      </w:r>
+      <w:r>
+        <w:t xml:space="preserve">“</w:t>
+      </w:r>
+      <w:r>
+        <w:t xml:space="preserve">systems with asteroid_belt</w:t>
+      </w:r>
+      <w:r>
+        <w:t xml:space="preserve">”</w:t>
+      </w:r>
+      <w:r>
+        <w:t xml:space="preserve">,</w:t>
+      </w:r>
+      <w:r>
+        <w:t xml:space="preserve"> </w:t>
+      </w:r>
+      <w:r>
+        <w:t xml:space="preserve">“</w:t>
+      </w:r>
+      <w:r>
+        <w:t xml:space="preserve">where did I mine Iron Ore</w:t>
+      </w:r>
+      <w:r>
+        <w:t xml:space="preserve">”</w:t>
+      </w:r>
+      <w:r>
+        <w:t xml:space="preserve">,</w:t>
+      </w:r>
+      <w:r>
+        <w:t xml:space="preserve"> </w:t>
+      </w:r>
+      <w:r>
+        <w:t xml:space="preserve">“</w:t>
+      </w:r>
+      <w:r>
+        <w:t xml:space="preserve">crafting recipes</w:t>
+      </w:r>
+      <w:r>
+        <w:t xml:space="preserve">”</w:t>
+      </w:r>
+    </w:p>
+    <w:bookmarkEnd w:id="33"/>
+    <w:bookmarkStart w:id="34" w:name="tips"/>
+    <w:p>
+      <w:pPr>
+        <w:pStyle w:val="Heading2"/>
+      </w:pPr>
+      <w:r>
         <w:t xml:space="preserve">Tips</w:t>
       </w:r>
     </w:p>
@@ -1056,7 +1465,7 @@
       <w:pPr>
         <w:numPr>
           <w:ilvl w:val="0"/>
-          <w:numId w:val="1010"/>
+          <w:numId w:val="1013"/>
         </w:numPr>
         <w:pStyle w:val="Compact"/>
       </w:pPr>
@@ -1068,7 +1477,7 @@
       <w:pPr>
         <w:numPr>
           <w:ilvl w:val="0"/>
-          <w:numId w:val="1010"/>
+          <w:numId w:val="1013"/>
         </w:numPr>
         <w:pStyle w:val="Compact"/>
       </w:pPr>
@@ -1080,7 +1489,29 @@
       <w:pPr>
         <w:numPr>
           <w:ilvl w:val="0"/>
-          <w:numId w:val="1010"/>
+          <w:numId w:val="1013"/>
+        </w:numPr>
+        <w:pStyle w:val="Compact"/>
+      </w:pPr>
+      <w:r>
+        <w:rPr>
+          <w:bCs/>
+          <w:b/>
+        </w:rPr>
+        <w:t xml:space="preserve">Check Wiki first</w:t>
+      </w:r>
+      <w:r>
+        <w:t xml:space="preserve"> </w:t>
+      </w:r>
+      <w:r>
+        <w:t xml:space="preserve">before querying data you might already know</w:t>
+      </w:r>
+    </w:p>
+    <w:p>
+      <w:pPr>
+        <w:numPr>
+          <w:ilvl w:val="0"/>
+          <w:numId w:val="1013"/>
         </w:numPr>
         <w:pStyle w:val="Compact"/>
       </w:pPr>
@@ -1092,7 +1523,7 @@
       <w:pPr>
         <w:numPr>
           <w:ilvl w:val="0"/>
-          <w:numId w:val="1010"/>
+          <w:numId w:val="1013"/>
         </w:numPr>
         <w:pStyle w:val="Compact"/>
       </w:pPr>
@@ -1104,7 +1535,7 @@
       <w:pPr>
         <w:numPr>
           <w:ilvl w:val="0"/>
-          <w:numId w:val="1010"/>
+          <w:numId w:val="1013"/>
         </w:numPr>
         <w:pStyle w:val="Compact"/>
       </w:pPr>
@@ -1116,7 +1547,7 @@
       <w:pPr>
         <w:numPr>
           <w:ilvl w:val="0"/>
-          <w:numId w:val="1010"/>
+          <w:numId w:val="1013"/>
         </w:numPr>
         <w:pStyle w:val="Compact"/>
       </w:pPr>
@@ -1128,7 +1559,7 @@
       <w:pPr>
         <w:numPr>
           <w:ilvl w:val="0"/>
-          <w:numId w:val="1010"/>
+          <w:numId w:val="1013"/>
         </w:numPr>
         <w:pStyle w:val="Compact"/>
       </w:pPr>
@@ -1140,7 +1571,7 @@
       <w:pPr>
         <w:numPr>
           <w:ilvl w:val="0"/>
-          <w:numId w:val="1010"/>
+          <w:numId w:val="1013"/>
         </w:numPr>
         <w:pStyle w:val="Compact"/>
       </w:pPr>
@@ -1167,7 +1598,34 @@
       <w:pPr>
         <w:numPr>
           <w:ilvl w:val="0"/>
-          <w:numId w:val="1010"/>
+          <w:numId w:val="1013"/>
+        </w:numPr>
+        <w:pStyle w:val="Compact"/>
+      </w:pPr>
+      <w:r>
+        <w:t xml:space="preserve">Run</w:t>
+      </w:r>
+      <w:r>
+        <w:t xml:space="preserve"> </w:t>
+      </w:r>
+      <w:r>
+        <w:rPr>
+          <w:rStyle w:val="VerbatimChar"/>
+        </w:rPr>
+        <w:t xml:space="preserve">catalog_sync</w:t>
+      </w:r>
+      <w:r>
+        <w:t xml:space="preserve"> </w:t>
+      </w:r>
+      <w:r>
+        <w:t xml:space="preserve">after login to populate the Wiki</w:t>
+      </w:r>
+    </w:p>
+    <w:p>
+      <w:pPr>
+        <w:numPr>
+          <w:ilvl w:val="0"/>
+          <w:numId w:val="1013"/>
         </w:numPr>
         <w:pStyle w:val="Compact"/>
       </w:pPr>
@@ -1190,8 +1648,35 @@
         <w:t xml:space="preserve">for routine multi-step tasks to save tokens</w:t>
       </w:r>
     </w:p>
-    <w:bookmarkEnd w:id="31"/>
-    <w:bookmarkEnd w:id="32"/>
+    <w:p>
+      <w:pPr>
+        <w:numPr>
+          <w:ilvl w:val="0"/>
+          <w:numId w:val="1013"/>
+        </w:numPr>
+        <w:pStyle w:val="Compact"/>
+      </w:pPr>
+      <w:r>
+        <w:t xml:space="preserve">Use</w:t>
+      </w:r>
+      <w:r>
+        <w:t xml:space="preserve"> </w:t>
+      </w:r>
+      <w:r>
+        <w:rPr>
+          <w:rStyle w:val="VerbatimChar"/>
+        </w:rPr>
+        <w:t xml:space="preserve">query_wiki</w:t>
+      </w:r>
+      <w:r>
+        <w:t xml:space="preserve"> </w:t>
+      </w:r>
+      <w:r>
+        <w:t xml:space="preserve">to recall previously gathered information</w:t>
+      </w:r>
+    </w:p>
+    <w:bookmarkEnd w:id="34"/>
+    <w:bookmarkEnd w:id="35"/>
     <w:sectPr/>
   </w:body>
 </w:document>
@@ -1517,6 +2002,15 @@
     <w:abstractNumId w:val="991"/>
   </w:num>
   <w:num w:numId="1010">
+    <w:abstractNumId w:val="991"/>
+  </w:num>
+  <w:num w:numId="1011">
+    <w:abstractNumId w:val="991"/>
+  </w:num>
+  <w:num w:numId="1012">
+    <w:abstractNumId w:val="991"/>
+  </w:num>
+  <w:num w:numId="1013">
     <w:abstractNumId w:val="991"/>
   </w:num>
 </w:numbering>
